--- a/Библиотеки.docx
+++ b/Библиотеки.docx
@@ -6,7 +6,7 @@
       <w:pPr>
         <w:pStyle w:val="Title"/>
         <w:rPr>
-          <w:lang w:val="en-US"/>
+          <w:lang w:val="ru-RU"/>
         </w:rPr>
       </w:pPr>
       <w:r>
@@ -30,27 +30,35 @@
     </w:p>
     <w:p>
       <w:pPr>
+        <w:rPr>
+          <w:i/>
+          <w:iCs/>
+          <w:lang w:val="ru-RU"/>
+        </w:rPr>
+      </w:pPr>
+      <w:r>
+        <w:rPr>
+          <w:i/>
+          <w:iCs/>
+          <w:lang w:val="ru-RU"/>
+        </w:rPr>
+        <w:t xml:space="preserve">Сгенерировано </w:t>
+      </w:r>
+      <w:r>
         <w:rPr>
           <w:i/>
           <w:iCs/>
           <w:lang w:val="en-US"/>
         </w:rPr>
-      </w:pPr>
+        <w:t>Gemini</w:t>
+      </w:r>
       <w:r>
         <w:rPr>
           <w:i/>
           <w:iCs/>
           <w:lang w:val="ru-RU"/>
         </w:rPr>
-        <w:t xml:space="preserve">Сгенерировано </w:t>
-      </w:r>
-      <w:r>
-        <w:rPr>
-          <w:i/>
-          <w:iCs/>
-          <w:lang w:val="en-US"/>
-        </w:rPr>
-        <w:t>Gemini.</w:t>
+        <w:t>.</w:t>
       </w:r>
     </w:p>
     <w:p>
@@ -66,7 +74,7 @@
     <w:p>
       <w:r>
         <w:pict w14:anchorId="284B79A0">
-          <v:rect id="_x0000_i1037" style="width:0;height:1.5pt" o:hralign="center" o:hrstd="t" o:hr="t" fillcolor="#a0a0a0" stroked="f"/>
+          <v:rect id="_x0000_i1025" style="width:0;height:1.5pt" o:hralign="center" o:hrstd="t" o:hr="t" fillcolor="#a0a0a0" stroked="f"/>
         </w:pict>
       </w:r>
     </w:p>
@@ -238,7 +246,7 @@
     <w:p>
       <w:r>
         <w:pict w14:anchorId="7285A67F">
-          <v:rect id="_x0000_i1038" style="width:0;height:1.5pt" o:hralign="center" o:hrstd="t" o:hr="t" fillcolor="#a0a0a0" stroked="f"/>
+          <v:rect id="_x0000_i1026" style="width:0;height:1.5pt" o:hralign="center" o:hrstd="t" o:hr="t" fillcolor="#a0a0a0" stroked="f"/>
         </w:pict>
       </w:r>
     </w:p>
@@ -853,10 +861,109 @@
     </w:p>
     <w:p>
       <w:pPr>
+        <w:pStyle w:val="Heading1"/>
         <w:rPr>
           <w:lang w:val="en-US"/>
         </w:rPr>
       </w:pPr>
+      <w:r>
+        <w:rPr>
+          <w:lang w:val="ru-RU"/>
+        </w:rPr>
+        <w:t xml:space="preserve">Работа с </w:t>
+      </w:r>
+      <w:proofErr w:type="spellStart"/>
+      <w:r>
+        <w:rPr>
+          <w:lang w:val="en-US"/>
+        </w:rPr>
+        <w:t>NAudio</w:t>
+      </w:r>
+      <w:proofErr w:type="spellEnd"/>
+    </w:p>
+    <w:p>
+      <w:pPr>
+        <w:pStyle w:val="ListParagraph"/>
+        <w:numPr>
+          <w:ilvl w:val="0"/>
+          <w:numId w:val="6"/>
+        </w:numPr>
+        <w:rPr>
+          <w:lang w:val="en-US"/>
+        </w:rPr>
+      </w:pPr>
+      <w:hyperlink r:id="rId7" w:anchor="play-an-audio-file-from-a-winforms-application" w:history="1">
+        <w:r>
+          <w:rPr>
+            <w:rStyle w:val="Hyperlink"/>
+            <w:lang w:val="en-US"/>
+          </w:rPr>
+          <w:t>Play an Audio File from a WinForms application</w:t>
+        </w:r>
+      </w:hyperlink>
+    </w:p>
+    <w:p>
+      <w:pPr>
+        <w:pStyle w:val="ListParagraph"/>
+        <w:numPr>
+          <w:ilvl w:val="0"/>
+          <w:numId w:val="6"/>
+        </w:numPr>
+        <w:rPr>
+          <w:lang w:val="en-US"/>
+        </w:rPr>
+      </w:pPr>
+      <w:hyperlink r:id="rId8" w:history="1">
+        <w:r>
+          <w:rPr>
+            <w:rStyle w:val="Hyperlink"/>
+            <w:lang w:val="en-US"/>
+          </w:rPr>
+          <w:t>Understanding Output Devices</w:t>
+        </w:r>
+      </w:hyperlink>
+    </w:p>
+    <w:p>
+      <w:pPr>
+        <w:pStyle w:val="ListParagraph"/>
+        <w:numPr>
+          <w:ilvl w:val="0"/>
+          <w:numId w:val="6"/>
+        </w:numPr>
+        <w:rPr>
+          <w:lang w:val="en-US"/>
+        </w:rPr>
+      </w:pPr>
+      <w:hyperlink r:id="rId9" w:history="1">
+        <w:r>
+          <w:rPr>
+            <w:rStyle w:val="Hyperlink"/>
+            <w:lang w:val="en-US"/>
+          </w:rPr>
+          <w:t>Playing an Audio File</w:t>
+        </w:r>
+      </w:hyperlink>
+    </w:p>
+    <w:p>
+      <w:pPr>
+        <w:pStyle w:val="ListParagraph"/>
+        <w:numPr>
+          <w:ilvl w:val="0"/>
+          <w:numId w:val="6"/>
+        </w:numPr>
+        <w:rPr>
+          <w:lang w:val="en-US"/>
+        </w:rPr>
+      </w:pPr>
+      <w:hyperlink r:id="rId10" w:anchor="tutorials" w:history="1">
+        <w:r>
+          <w:rPr>
+            <w:rStyle w:val="Hyperlink"/>
+            <w:lang w:val="en-US"/>
+          </w:rPr>
+          <w:t>Tutorials</w:t>
+        </w:r>
+      </w:hyperlink>
     </w:p>
     <w:sectPr>
       <w:pgSz w:w="11906" w:h="16838"/>
@@ -957,6 +1064,92 @@
     </w:lvl>
   </w:abstractNum>
   <w:abstractNum w:abstractNumId="1" w15:restartNumberingAfterBreak="0">
+    <w:nsid w:val="3F171C62"/>
+    <w:multiLevelType w:val="hybridMultilevel"/>
+    <w:tmpl w:val="0A72368C"/>
+    <w:lvl w:ilvl="0" w:tplc="1000000F">
+      <w:start w:val="1"/>
+      <w:numFmt w:val="decimal"/>
+      <w:lvlText w:val="%1."/>
+      <w:lvlJc w:val="left"/>
+      <w:pPr>
+        <w:ind w:left="720" w:hanging="360"/>
+      </w:pPr>
+    </w:lvl>
+    <w:lvl w:ilvl="1" w:tplc="10000019" w:tentative="1">
+      <w:start w:val="1"/>
+      <w:numFmt w:val="lowerLetter"/>
+      <w:lvlText w:val="%2."/>
+      <w:lvlJc w:val="left"/>
+      <w:pPr>
+        <w:ind w:left="1440" w:hanging="360"/>
+      </w:pPr>
+    </w:lvl>
+    <w:lvl w:ilvl="2" w:tplc="1000001B" w:tentative="1">
+      <w:start w:val="1"/>
+      <w:numFmt w:val="lowerRoman"/>
+      <w:lvlText w:val="%3."/>
+      <w:lvlJc w:val="right"/>
+      <w:pPr>
+        <w:ind w:left="2160" w:hanging="180"/>
+      </w:pPr>
+    </w:lvl>
+    <w:lvl w:ilvl="3" w:tplc="1000000F" w:tentative="1">
+      <w:start w:val="1"/>
+      <w:numFmt w:val="decimal"/>
+      <w:lvlText w:val="%4."/>
+      <w:lvlJc w:val="left"/>
+      <w:pPr>
+        <w:ind w:left="2880" w:hanging="360"/>
+      </w:pPr>
+    </w:lvl>
+    <w:lvl w:ilvl="4" w:tplc="10000019" w:tentative="1">
+      <w:start w:val="1"/>
+      <w:numFmt w:val="lowerLetter"/>
+      <w:lvlText w:val="%5."/>
+      <w:lvlJc w:val="left"/>
+      <w:pPr>
+        <w:ind w:left="3600" w:hanging="360"/>
+      </w:pPr>
+    </w:lvl>
+    <w:lvl w:ilvl="5" w:tplc="1000001B" w:tentative="1">
+      <w:start w:val="1"/>
+      <w:numFmt w:val="lowerRoman"/>
+      <w:lvlText w:val="%6."/>
+      <w:lvlJc w:val="right"/>
+      <w:pPr>
+        <w:ind w:left="4320" w:hanging="180"/>
+      </w:pPr>
+    </w:lvl>
+    <w:lvl w:ilvl="6" w:tplc="1000000F" w:tentative="1">
+      <w:start w:val="1"/>
+      <w:numFmt w:val="decimal"/>
+      <w:lvlText w:val="%7."/>
+      <w:lvlJc w:val="left"/>
+      <w:pPr>
+        <w:ind w:left="5040" w:hanging="360"/>
+      </w:pPr>
+    </w:lvl>
+    <w:lvl w:ilvl="7" w:tplc="10000019" w:tentative="1">
+      <w:start w:val="1"/>
+      <w:numFmt w:val="lowerLetter"/>
+      <w:lvlText w:val="%8."/>
+      <w:lvlJc w:val="left"/>
+      <w:pPr>
+        <w:ind w:left="5760" w:hanging="360"/>
+      </w:pPr>
+    </w:lvl>
+    <w:lvl w:ilvl="8" w:tplc="1000001B" w:tentative="1">
+      <w:start w:val="1"/>
+      <w:numFmt w:val="lowerRoman"/>
+      <w:lvlText w:val="%9."/>
+      <w:lvlJc w:val="right"/>
+      <w:pPr>
+        <w:ind w:left="6480" w:hanging="180"/>
+      </w:pPr>
+    </w:lvl>
+  </w:abstractNum>
+  <w:abstractNum w:abstractNumId="2" w15:restartNumberingAfterBreak="0">
     <w:nsid w:val="5DEE43F7"/>
     <w:multiLevelType w:val="multilevel"/>
     <w:tmpl w:val="4E940F72"/>
@@ -1105,7 +1298,7 @@
       </w:rPr>
     </w:lvl>
   </w:abstractNum>
-  <w:abstractNum w:abstractNumId="2" w15:restartNumberingAfterBreak="0">
+  <w:abstractNum w:abstractNumId="3" w15:restartNumberingAfterBreak="0">
     <w:nsid w:val="5E6875E0"/>
     <w:multiLevelType w:val="multilevel"/>
     <w:tmpl w:val="BCDCDD9E"/>
@@ -1254,7 +1447,7 @@
       </w:rPr>
     </w:lvl>
   </w:abstractNum>
-  <w:abstractNum w:abstractNumId="3" w15:restartNumberingAfterBreak="0">
+  <w:abstractNum w:abstractNumId="4" w15:restartNumberingAfterBreak="0">
     <w:nsid w:val="6F5F5978"/>
     <w:multiLevelType w:val="multilevel"/>
     <w:tmpl w:val="5588A082"/>
@@ -1403,7 +1596,7 @@
       </w:rPr>
     </w:lvl>
   </w:abstractNum>
-  <w:abstractNum w:abstractNumId="4" w15:restartNumberingAfterBreak="0">
+  <w:abstractNum w:abstractNumId="5" w15:restartNumberingAfterBreak="0">
     <w:nsid w:val="768F2778"/>
     <w:multiLevelType w:val="hybridMultilevel"/>
     <w:tmpl w:val="46C08688"/>
@@ -1490,19 +1683,22 @@
     </w:lvl>
   </w:abstractNum>
   <w:num w:numId="1" w16cid:durableId="1185023855">
+    <w:abstractNumId w:val="3"/>
+  </w:num>
+  <w:num w:numId="2" w16cid:durableId="1789933640">
     <w:abstractNumId w:val="2"/>
   </w:num>
-  <w:num w:numId="2" w16cid:durableId="1789933640">
-    <w:abstractNumId w:val="1"/>
-  </w:num>
   <w:num w:numId="3" w16cid:durableId="480272388">
-    <w:abstractNumId w:val="3"/>
+    <w:abstractNumId w:val="4"/>
   </w:num>
   <w:num w:numId="4" w16cid:durableId="1539514242">
     <w:abstractNumId w:val="0"/>
   </w:num>
   <w:num w:numId="5" w16cid:durableId="1460033696">
-    <w:abstractNumId w:val="4"/>
+    <w:abstractNumId w:val="5"/>
+  </w:num>
+  <w:num w:numId="6" w16cid:durableId="411897884">
+    <w:abstractNumId w:val="1"/>
   </w:num>
 </w:numbering>
 </file>
@@ -2110,6 +2306,7 @@
   <w:style w:type="character" w:default="1" w:styleId="DefaultParagraphFont">
     <w:name w:val="Default Paragraph Font"/>
     <w:uiPriority w:val="1"/>
+    <w:semiHidden/>
     <w:unhideWhenUsed/>
   </w:style>
   <w:style w:type="table" w:default="1" w:styleId="TableNormal">
@@ -2444,6 +2641,18 @@
     <w:rPr>
       <w:color w:val="605E5C"/>
       <w:shd w:val="clear" w:color="auto" w:fill="E1DFDD"/>
+    </w:rPr>
+  </w:style>
+  <w:style w:type="character" w:styleId="FollowedHyperlink">
+    <w:name w:val="FollowedHyperlink"/>
+    <w:basedOn w:val="DefaultParagraphFont"/>
+    <w:uiPriority w:val="99"/>
+    <w:semiHidden/>
+    <w:unhideWhenUsed/>
+    <w:rsid w:val="000056CC"/>
+    <w:rPr>
+      <w:color w:val="954F72" w:themeColor="followedHyperlink"/>
+      <w:u w:val="single"/>
     </w:rPr>
   </w:style>
 </w:styles>
